--- a/R/asa-assign-1.docx
+++ b/R/asa-assign-1.docx
@@ -38,7 +38,7 @@
         <w:t xml:space="preserve">2026-10-12</w:t>
       </w:r>
     </w:p>
-    <w:bookmarkStart w:id="26" w:name="problem-1"/>
+    <w:bookmarkStart w:id="28" w:name="problem-1"/>
     <w:p>
       <w:pPr>
         <w:pStyle w:val="Heading1"/>
@@ -1127,7 +1127,44 @@
       </w:r>
     </w:p>
     <w:bookmarkEnd w:id="25"/>
-    <w:bookmarkEnd w:id="26"/>
+    <w:bookmarkStart w:id="27" w:name="d"/>
+    <w:p>
+      <w:pPr>
+        <w:pStyle w:val="Heading2"/>
+      </w:pPr>
+      <w:r>
+        <w:t xml:space="preserve">(d)</w:t>
+      </w:r>
+    </w:p>
+    <w:p>
+      <w:pPr>
+        <w:pStyle w:val="FirstParagraph"/>
+      </w:pPr>
+      <w:r>
+        <w:t xml:space="preserve">RStudio에서 Git 버전 관리를 사용하여 commit한 후 GitHub에 업로드하였다.</w:t>
+      </w:r>
+    </w:p>
+    <w:p>
+      <w:pPr>
+        <w:pStyle w:val="BodyText"/>
+      </w:pPr>
+      <w:r>
+        <w:t xml:space="preserve">GitHub 저장소 링크:</w:t>
+      </w:r>
+      <w:r>
+        <w:t xml:space="preserve"> </w:t>
+      </w:r>
+      <w:hyperlink r:id="rId26">
+        <w:r>
+          <w:rPr>
+            <w:rStyle w:val="Hyperlink"/>
+          </w:rPr>
+          <w:t xml:space="preserve">https://github.com/jegh3211/asa-hw1</w:t>
+        </w:r>
+      </w:hyperlink>
+    </w:p>
+    <w:bookmarkEnd w:id="27"/>
+    <w:bookmarkEnd w:id="28"/>
     <w:sectPr/>
   </w:body>
 </w:document>
